--- a/laprak_iot3_minggu4_CantikaKelana.docx
+++ b/laprak_iot3_minggu4_CantikaKelana.docx
@@ -4601,6 +4601,136 @@
     </w:p>
     <w:p>
       <w:pPr>
+        <w:spacing w:before="100" w:beforeAutospacing="1" w:after="100" w:afterAutospacing="1" w:line="360" w:lineRule="auto"/>
+        <w:rPr>
+          <w:rFonts w:ascii="Times New Roman" w:hAnsi="Times New Roman" w:cs="Times New Roman"/>
+          <w:color w:val="000000" w:themeColor="text1"/>
+        </w:rPr>
+      </w:pPr>
+    </w:p>
+    <w:p>
+      <w:pPr>
+        <w:spacing w:before="100" w:beforeAutospacing="1" w:after="100" w:afterAutospacing="1" w:line="360" w:lineRule="auto"/>
+        <w:rPr>
+          <w:rFonts w:ascii="Times New Roman" w:hAnsi="Times New Roman" w:cs="Times New Roman"/>
+          <w:noProof/>
+          <w:color w:val="000000" w:themeColor="text1"/>
+          <w14:ligatures w14:val="standardContextual"/>
+        </w:rPr>
+      </w:pPr>
+      <w:r>
+        <w:rPr>
+          <w:rStyle w:val="Strong"/>
+          <w:rFonts w:ascii="Times New Roman" w:hAnsi="Times New Roman" w:cs="Times New Roman"/>
+          <w:color w:val="000000" w:themeColor="text1"/>
+        </w:rPr>
+        <w:lastRenderedPageBreak/>
+        <w:t xml:space="preserve">Screenshot </w:t>
+      </w:r>
+      <w:proofErr w:type="spellStart"/>
+      <w:r>
+        <w:rPr>
+          <w:rStyle w:val="Strong"/>
+          <w:rFonts w:ascii="Times New Roman" w:hAnsi="Times New Roman" w:cs="Times New Roman"/>
+          <w:color w:val="000000" w:themeColor="text1"/>
+        </w:rPr>
+        <w:t>hasil</w:t>
+      </w:r>
+      <w:proofErr w:type="spellEnd"/>
+      <w:r>
+        <w:rPr>
+          <w:rStyle w:val="Strong"/>
+          <w:rFonts w:ascii="Times New Roman" w:hAnsi="Times New Roman" w:cs="Times New Roman"/>
+          <w:color w:val="000000" w:themeColor="text1"/>
+        </w:rPr>
+        <w:t xml:space="preserve"> </w:t>
+      </w:r>
+      <w:proofErr w:type="spellStart"/>
+      <w:r>
+        <w:rPr>
+          <w:rStyle w:val="Strong"/>
+          <w:rFonts w:ascii="Times New Roman" w:hAnsi="Times New Roman" w:cs="Times New Roman"/>
+          <w:color w:val="000000" w:themeColor="text1"/>
+        </w:rPr>
+        <w:t>simulasi</w:t>
+      </w:r>
+      <w:proofErr w:type="spellEnd"/>
+      <w:r>
+        <w:rPr>
+          <w:rStyle w:val="Strong"/>
+          <w:rFonts w:ascii="Times New Roman" w:hAnsi="Times New Roman" w:cs="Times New Roman"/>
+          <w:color w:val="000000" w:themeColor="text1"/>
+        </w:rPr>
+        <w:t>:</w:t>
+      </w:r>
+    </w:p>
+    <w:p>
+      <w:pPr>
+        <w:spacing w:before="100" w:beforeAutospacing="1" w:after="100" w:afterAutospacing="1" w:line="360" w:lineRule="auto"/>
+        <w:rPr>
+          <w:rFonts w:ascii="Times New Roman" w:hAnsi="Times New Roman" w:cs="Times New Roman"/>
+          <w:color w:val="000000" w:themeColor="text1"/>
+        </w:rPr>
+      </w:pPr>
+      <w:r>
+        <w:rPr>
+          <w:rFonts w:ascii="Times New Roman" w:hAnsi="Times New Roman" w:cs="Times New Roman"/>
+          <w:noProof/>
+          <w:color w:val="000000" w:themeColor="text1"/>
+          <w14:ligatures w14:val="standardContextual"/>
+        </w:rPr>
+        <w:drawing>
+          <wp:inline distT="0" distB="0" distL="0" distR="0" wp14:anchorId="2A5ADF94" wp14:editId="525A6828">
+            <wp:extent cx="5943600" cy="1985059"/>
+            <wp:effectExtent l="0" t="0" r="0" b="0"/>
+            <wp:docPr id="1081338234" name="Picture 2"/>
+            <wp:cNvGraphicFramePr>
+              <a:graphicFrameLocks xmlns:a="http://schemas.openxmlformats.org/drawingml/2006/main" noChangeAspect="1"/>
+            </wp:cNvGraphicFramePr>
+            <a:graphic xmlns:a="http://schemas.openxmlformats.org/drawingml/2006/main">
+              <a:graphicData uri="http://schemas.openxmlformats.org/drawingml/2006/picture">
+                <pic:pic xmlns:pic="http://schemas.openxmlformats.org/drawingml/2006/picture">
+                  <pic:nvPicPr>
+                    <pic:cNvPr id="1081338234" name="Picture 1081338234"/>
+                    <pic:cNvPicPr/>
+                  </pic:nvPicPr>
+                  <pic:blipFill rotWithShape="1">
+                    <a:blip r:embed="rId8" cstate="print">
+                      <a:extLst>
+                        <a:ext uri="{28A0092B-C50C-407E-A947-70E740481C1C}">
+                          <a14:useLocalDpi xmlns:a14="http://schemas.microsoft.com/office/drawing/2010/main" val="0"/>
+                        </a:ext>
+                      </a:extLst>
+                    </a:blip>
+                    <a:srcRect b="40625"/>
+                    <a:stretch/>
+                  </pic:blipFill>
+                  <pic:spPr bwMode="auto">
+                    <a:xfrm>
+                      <a:off x="0" y="0"/>
+                      <a:ext cx="5943600" cy="1985059"/>
+                    </a:xfrm>
+                    <a:prstGeom prst="rect">
+                      <a:avLst/>
+                    </a:prstGeom>
+                    <a:ln>
+                      <a:noFill/>
+                    </a:ln>
+                    <a:extLst>
+                      <a:ext uri="{53640926-AAD7-44D8-BBD7-CCE9431645EC}">
+                        <a14:shadowObscured xmlns:a14="http://schemas.microsoft.com/office/drawing/2010/main"/>
+                      </a:ext>
+                    </a:extLst>
+                  </pic:spPr>
+                </pic:pic>
+              </a:graphicData>
+            </a:graphic>
+          </wp:inline>
+        </w:drawing>
+      </w:r>
+    </w:p>
+    <w:p>
+      <w:pPr>
         <w:pStyle w:val="Heading2"/>
         <w:keepNext w:val="0"/>
         <w:keepLines w:val="0"/>
@@ -4668,7 +4798,6 @@
           <w:sz w:val="26"/>
           <w:szCs w:val="26"/>
         </w:rPr>
-        <w:lastRenderedPageBreak/>
         <w:t xml:space="preserve">3.1 Experimental Results (Hasil </w:t>
       </w:r>
       <w:proofErr w:type="spellStart"/>
@@ -4905,7 +5034,7 @@
                     <pic:cNvPicPr/>
                   </pic:nvPicPr>
                   <pic:blipFill rotWithShape="1">
-                    <a:blip r:embed="rId8"/>
+                    <a:blip r:embed="rId9"/>
                     <a:srcRect b="4979"/>
                     <a:stretch/>
                   </pic:blipFill>
@@ -4935,6 +5064,16 @@
     </w:p>
     <w:p>
       <w:pPr>
+        <w:spacing w:line="360" w:lineRule="auto"/>
+        <w:rPr>
+          <w:rFonts w:ascii="Times New Roman" w:hAnsi="Times New Roman" w:cs="Times New Roman"/>
+          <w:color w:val="000000" w:themeColor="text1"/>
+          <w:lang w:val="en-ID"/>
+        </w:rPr>
+      </w:pPr>
+    </w:p>
+    <w:p>
+      <w:pPr>
         <w:pStyle w:val="Heading2"/>
         <w:keepNext w:val="0"/>
         <w:keepLines w:val="0"/>
@@ -4958,6 +5097,7 @@
           <w:szCs w:val="34"/>
           <w:lang w:val="en-ID"/>
         </w:rPr>
+        <w:lastRenderedPageBreak/>
         <w:t>4. Appendix (Lampiran)</w:t>
       </w:r>
     </w:p>
@@ -5307,7 +5447,6 @@
           <w:rFonts w:ascii="Times New Roman" w:eastAsiaTheme="majorEastAsia" w:hAnsi="Times New Roman" w:cs="Times New Roman"/>
           <w:color w:val="000000" w:themeColor="text1"/>
         </w:rPr>
-        <w:lastRenderedPageBreak/>
         <w:t xml:space="preserve">            "nilai2": 200</w:t>
       </w:r>
     </w:p>
